--- a/docs/SPO_RSUD_Otista_Mobile_Deployment_dan_Pengujian_API.docx
+++ b/docs/SPO_RSUD_Otista_Mobile_Deployment_dan_Pengujian_API.docx
@@ -32,7 +32,16 @@
       </w:pPr>
       <w:r>
         <w:rPr/>
-        <w:t xml:space="preserve">RSUD Otista Mobile</w:t>
+        <w:t xml:space="preserve">SIPANTES</w:t>
+      </w:r>
+    </w:p>
+    <w:p>
+      <w:pPr>
+        <w:jc w:val="center"/>
+      </w:pPr>
+      <w:r>
+        <w:rPr/>
+        <w:t xml:space="preserve">Sistem Pendaftaran Terintegrasi RSUD Oto Iskandar Di Nata</w:t>
       </w:r>
     </w:p>
     <w:p>
@@ -1728,7 +1737,7 @@
       <w:pPr/>
       <w:r>
         <w:rPr/>
-        <w:t xml:space="preserve">- Debug/profile cleartext hanya untuk http://10.0.2.2 saat development.</w:t>
+        <w:t xml:space="preserve">- Mode debug/profile memakai endpoint HTTPS produksi yang sama; cleartext tidak diperlukan.</w:t>
       </w:r>
     </w:p>
     <w:p>
